--- a/lab10.docx
+++ b/lab10.docx
@@ -876,12 +876,6 @@
       </w:r>
     </w:p>
     <w:p>
-      <w:pPr>
-        <w:rPr>
-          <w:rFonts w:hint="default"/>
-          <w:lang w:val="en-US"/>
-        </w:rPr>
-      </w:pPr>
       <w:r>
         <w:drawing>
           <wp:inline distT="0" distB="0" distL="114300" distR="114300">
@@ -910,6 +904,57 @@
                     <a:xfrm>
                       <a:off x="0" y="0"/>
                       <a:ext cx="5269230" cy="2611120"/>
+                    </a:xfrm>
+                    <a:prstGeom prst="rect">
+                      <a:avLst/>
+                    </a:prstGeom>
+                    <a:noFill/>
+                    <a:ln>
+                      <a:noFill/>
+                    </a:ln>
+                  </pic:spPr>
+                </pic:pic>
+              </a:graphicData>
+            </a:graphic>
+          </wp:inline>
+        </w:drawing>
+      </w:r>
+    </w:p>
+    <w:p>
+      <w:pPr>
+        <w:rPr>
+          <w:rFonts w:hint="default"/>
+          <w:lang w:val="en-US"/>
+        </w:rPr>
+      </w:pPr>
+      <w:r>
+        <w:drawing>
+          <wp:inline distT="0" distB="0" distL="114300" distR="114300">
+            <wp:extent cx="5270500" cy="3465195"/>
+            <wp:effectExtent l="0" t="0" r="2540" b="9525"/>
+            <wp:docPr id="2" name="Picture 1"/>
+            <wp:cNvGraphicFramePr>
+              <a:graphicFrameLocks xmlns:a="http://schemas.openxmlformats.org/drawingml/2006/main" noChangeAspect="1"/>
+            </wp:cNvGraphicFramePr>
+            <a:graphic xmlns:a="http://schemas.openxmlformats.org/drawingml/2006/main">
+              <a:graphicData uri="http://schemas.openxmlformats.org/drawingml/2006/picture">
+                <pic:pic xmlns:pic="http://schemas.openxmlformats.org/drawingml/2006/picture">
+                  <pic:nvPicPr>
+                    <pic:cNvPr id="2" name="Picture 1"/>
+                    <pic:cNvPicPr>
+                      <a:picLocks noChangeAspect="1"/>
+                    </pic:cNvPicPr>
+                  </pic:nvPicPr>
+                  <pic:blipFill>
+                    <a:blip r:embed="rId16"/>
+                    <a:stretch>
+                      <a:fillRect/>
+                    </a:stretch>
+                  </pic:blipFill>
+                  <pic:spPr>
+                    <a:xfrm>
+                      <a:off x="0" y="0"/>
+                      <a:ext cx="5270500" cy="3465195"/>
                     </a:xfrm>
                     <a:prstGeom prst="rect">
                       <a:avLst/>
@@ -1051,7 +1096,7 @@
     <w:lsdException w:unhideWhenUsed="0" w:uiPriority="0" w:semiHidden="0" w:name="HTML Sample"/>
     <w:lsdException w:unhideWhenUsed="0" w:uiPriority="0" w:semiHidden="0" w:name="HTML Typewriter"/>
     <w:lsdException w:unhideWhenUsed="0" w:uiPriority="0" w:semiHidden="0" w:name="HTML Variable"/>
-    <w:lsdException w:unhideWhenUsed="0" w:uiPriority="0" w:name="Normal Table"/>
+    <w:lsdException w:qFormat="1" w:unhideWhenUsed="0" w:uiPriority="0" w:name="Normal Table"/>
     <w:lsdException w:unhideWhenUsed="0" w:uiPriority="0" w:semiHidden="0" w:name="annotation subject"/>
     <w:lsdException w:unhideWhenUsed="0" w:uiPriority="0" w:semiHidden="0" w:name="Table Simple 1"/>
     <w:lsdException w:unhideWhenUsed="0" w:uiPriority="0" w:semiHidden="0" w:name="Table Simple 2"/>
@@ -1215,6 +1260,7 @@
   <w:style w:type="table" w:default="1" w:styleId="4">
     <w:name w:val="Normal Table"/>
     <w:semiHidden/>
+    <w:qFormat/>
     <w:uiPriority w:val="0"/>
     <w:tblPr>
       <w:tblCellMar>
